--- a/18_DOCX/TERM_TEMPLATE.docx
+++ b/18_DOCX/TERM_TEMPLATE.docx
@@ -5,7 +5,6 @@
     <w:p>
       <w:pPr>
         <w:pStyle w:val="Heading1"/>
-        <w:jc w:val="left"/>
       </w:pPr>
       <w:r>
         <w:t>CATEGORIA-0000 - Termo Japonês - Tradução em Português</w:t>
@@ -16,7 +15,7 @@
         <w:pStyle w:val="Heading2"/>
       </w:pPr>
       <w:r>
-        <w:t>Controle</w:t>
+        <w:t>管理情報</w:t>
       </w:r>
     </w:p>
     <w:p>
@@ -56,7 +55,7 @@
         <w:pStyle w:val="Heading2"/>
       </w:pPr>
       <w:r>
-        <w:t>Código</w:t>
+        <w:t>コード</w:t>
       </w:r>
     </w:p>
     <w:p>
@@ -69,7 +68,7 @@
         <w:pStyle w:val="Heading2"/>
       </w:pPr>
       <w:r>
-        <w:t>Categoria</w:t>
+        <w:t>カテゴリー</w:t>
       </w:r>
     </w:p>
     <w:p>
@@ -82,7 +81,7 @@
         <w:pStyle w:val="Heading2"/>
       </w:pPr>
       <w:r>
-        <w:t>Termo Japonês</w:t>
+        <w:t>日本語用語</w:t>
       </w:r>
     </w:p>
     <w:p>
@@ -95,7 +94,7 @@
         <w:pStyle w:val="Heading2"/>
       </w:pPr>
       <w:r>
-        <w:t>Tradução Português</w:t>
+        <w:t>ポルトガル語訳</w:t>
       </w:r>
     </w:p>
     <w:p>
@@ -108,12 +107,12 @@
         <w:pStyle w:val="Heading2"/>
       </w:pPr>
       <w:r>
-        <w:t>Definição Técnica</w:t>
+        <w:t>技術的定義</w:t>
       </w:r>
     </w:p>
     <w:p>
       <w:r>
-        <w:t>Definição técnica do termo no contexto de seguros no Japão.</w:t>
+        <w:t>Definição técnica do termo no contexto de seguros no Japão em japonês.</w:t>
       </w:r>
     </w:p>
     <w:p>
@@ -121,12 +120,12 @@
         <w:pStyle w:val="Heading2"/>
       </w:pPr>
       <w:r>
-        <w:t>Explicação Simplificada</w:t>
+        <w:t>簡単な説明</w:t>
       </w:r>
     </w:p>
     <w:p>
       <w:r>
-        <w:t>Explicação curta, natural e compreensível para uso em atendimento.</w:t>
+        <w:t>Explicação curta, natural e compreensível para uso em atendimento em japonês.</w:t>
       </w:r>
     </w:p>
     <w:p>
@@ -134,12 +133,51 @@
         <w:pStyle w:val="Heading2"/>
       </w:pPr>
       <w:r>
-        <w:t>Como explicar ao cliente brasileiro</w:t>
+        <w:t>ブラジル人顧客への説明方法</w:t>
+      </w:r>
+    </w:p>
+    <w:p>
+      <w:pPr>
+        <w:pStyle w:val="Heading3"/>
+      </w:pPr>
+      <w:r>
+        <w:t>PT-Br</w:t>
       </w:r>
     </w:p>
     <w:p>
       <w:r>
-        <w:t>Texto prático para o corretor japonês explicar o conceito ao cliente brasileiro residente no Japão.</w:t>
+        <w:t>Texto prático que o corretor japonês pode dizer ao cliente brasileiro.</w:t>
+      </w:r>
+    </w:p>
+    <w:p>
+      <w:pPr>
+        <w:pStyle w:val="Heading3"/>
+      </w:pPr>
+      <w:r>
+        <w:t>JP（ふりがな）</w:t>
+      </w:r>
+    </w:p>
+    <w:p>
+      <w:r>
+        <w:t>Texto em japonês para confirmação interna do corretor.</w:t>
+      </w:r>
+    </w:p>
+    <w:p>
+      <w:r>
+        <w:t>ふりがな: leitura em hiragana/katakana para os pontos que ajudam o corretor a confirmar o sentido.</w:t>
+      </w:r>
+    </w:p>
+    <w:p>
+      <w:pPr>
+        <w:pStyle w:val="Heading3"/>
+      </w:pPr>
+      <w:r>
+        <w:t>Leitura de apoio para o corretor</w:t>
+      </w:r>
+    </w:p>
+    <w:p>
+      <w:r>
+        <w:t>Leitura aproximada em katakana da frase em português, sem romaji.</w:t>
       </w:r>
     </w:p>
     <w:p>
@@ -147,7 +185,7 @@
         <w:pStyle w:val="Heading2"/>
       </w:pPr>
       <w:r>
-        <w:t>Frases utilizadas</w:t>
+        <w:t>使用フレーズ</w:t>
       </w:r>
     </w:p>
     <w:p>
@@ -162,6 +200,9 @@
       <w:pPr>
         <w:pStyle w:val="ListBullet"/>
       </w:pPr>
+      <w:r>
+        <w:t>Frase de preparação ou confirmação interna em japonês.</w:t>
+      </w:r>
     </w:p>
     <w:p>
       <w:pPr>
@@ -175,13 +216,21 @@
       <w:pPr>
         <w:pStyle w:val="ListBullet"/>
       </w:pPr>
+      <w:r>
+        <w:t>Frase em português brasileiro para dizer ao cliente.</w:t>
+      </w:r>
+    </w:p>
+    <w:p>
+      <w:r>
+        <w:t xml:space="preserve">  - Leitura de apoio: leitura aproximada em katakana.</w:t>
+      </w:r>
     </w:p>
     <w:p>
       <w:pPr>
         <w:pStyle w:val="Heading2"/>
       </w:pPr>
       <w:r>
-        <w:t>Perguntas frequentes</w:t>
+        <w:t>よくある質問</w:t>
       </w:r>
     </w:p>
     <w:p>
@@ -189,7 +238,7 @@
         <w:pStyle w:val="ListBullet"/>
       </w:pPr>
       <w:r>
-        <w:t>FAQ-0000 - Pergunta relacionada</w:t>
+        <w:t>FAQ-0000 - Pergunta relacionada, em 2 versões: PT-Br e JP quando aplicável.</w:t>
       </w:r>
     </w:p>
     <w:p>
@@ -197,7 +246,7 @@
         <w:pStyle w:val="Heading2"/>
       </w:pPr>
       <w:r>
-        <w:t>Termos relacionados</w:t>
+        <w:t>関連用語</w:t>
       </w:r>
     </w:p>
     <w:p>
@@ -205,7 +254,7 @@
         <w:pStyle w:val="ListBullet"/>
       </w:pPr>
       <w:r>
-        <w:t>CATEGORIA-0000 - Termo relacionado</w:t>
+        <w:t>CATEGORIA-0000 - Termo relacionado, em 2 versões: PT-Br e JP quando aplicável.</w:t>
       </w:r>
     </w:p>
     <w:p>
@@ -213,7 +262,7 @@
         <w:pStyle w:val="Heading2"/>
       </w:pPr>
       <w:r>
-        <w:t>Referências cruzadas</w:t>
+        <w:t>相互参照</w:t>
       </w:r>
     </w:p>
     <w:p>
@@ -245,7 +294,7 @@
         <w:pStyle w:val="Heading2"/>
       </w:pPr>
       <w:r>
-        <w:t>Referências</w:t>
+        <w:t>参考資料</w:t>
       </w:r>
     </w:p>
     <w:p>
@@ -269,7 +318,7 @@
         <w:pStyle w:val="Heading2"/>
       </w:pPr>
       <w:r>
-        <w:t>Tags</w:t>
+        <w:t>タグ</w:t>
       </w:r>
     </w:p>
     <w:p>
@@ -293,7 +342,7 @@
         <w:pStyle w:val="Heading2"/>
       </w:pPr>
       <w:r>
-        <w:t>Veja também</w:t>
+        <w:t>関連項目</w:t>
       </w:r>
     </w:p>
     <w:p>
@@ -317,39 +366,107 @@
         <w:pStyle w:val="Heading2"/>
       </w:pPr>
       <w:r>
-        <w:t>Histórico de revisão</w:t>
+        <w:t>改訂履歴</w:t>
       </w:r>
     </w:p>
-    <w:p>
-      <w:r>
-        <w:rPr>
-          <w:rFonts w:ascii="Courier New" w:hAnsi="Courier New"/>
-          <w:sz w:val="17"/>
-        </w:rPr>
-        <w:t>| Data | Versão | Autor | Alteração |</w:t>
-      </w:r>
-    </w:p>
-    <w:p>
-      <w:r>
-        <w:rPr>
-          <w:rFonts w:ascii="Courier New" w:hAnsi="Courier New"/>
-          <w:sz w:val="17"/>
-        </w:rPr>
-        <w:t>| --- | --- | --- | --- |</w:t>
-      </w:r>
-    </w:p>
-    <w:p>
-      <w:r>
-        <w:rPr>
-          <w:rFonts w:ascii="Courier New" w:hAnsi="Courier New"/>
-          <w:sz w:val="17"/>
-        </w:rPr>
-        <w:t>| AAAA-MM-DD | 0.1 |  | Criação inicial. |</w:t>
-      </w:r>
-    </w:p>
+    <w:tbl>
+      <w:tblPr>
+        <w:tblStyle w:val="TableGrid"/>
+        <w:tblW w:type="auto" w:w="0"/>
+        <w:tblLook w:firstColumn="1" w:firstRow="1" w:lastColumn="0" w:lastRow="0" w:noHBand="0" w:noVBand="1" w:val="04A0"/>
+      </w:tblPr>
+      <w:tblGrid>
+        <w:gridCol w:w="2520"/>
+        <w:gridCol w:w="2520"/>
+        <w:gridCol w:w="2520"/>
+        <w:gridCol w:w="2520"/>
+      </w:tblGrid>
+      <w:tr>
+        <w:tc>
+          <w:tcPr>
+            <w:tcW w:type="dxa" w:w="2520"/>
+          </w:tcPr>
+          <w:p>
+            <w:r>
+              <w:t>Data</w:t>
+            </w:r>
+          </w:p>
+        </w:tc>
+        <w:tc>
+          <w:tcPr>
+            <w:tcW w:type="dxa" w:w="2520"/>
+          </w:tcPr>
+          <w:p>
+            <w:r>
+              <w:t>Versão</w:t>
+            </w:r>
+          </w:p>
+        </w:tc>
+        <w:tc>
+          <w:tcPr>
+            <w:tcW w:type="dxa" w:w="2520"/>
+          </w:tcPr>
+          <w:p>
+            <w:r>
+              <w:t>Autor</w:t>
+            </w:r>
+          </w:p>
+        </w:tc>
+        <w:tc>
+          <w:tcPr>
+            <w:tcW w:type="dxa" w:w="2520"/>
+          </w:tcPr>
+          <w:p>
+            <w:r>
+              <w:t>Alteração</w:t>
+            </w:r>
+          </w:p>
+        </w:tc>
+      </w:tr>
+      <w:tr>
+        <w:tc>
+          <w:tcPr>
+            <w:tcW w:type="dxa" w:w="2520"/>
+          </w:tcPr>
+          <w:p>
+            <w:r>
+              <w:t>AAAA-MM-DD</w:t>
+            </w:r>
+          </w:p>
+        </w:tc>
+        <w:tc>
+          <w:tcPr>
+            <w:tcW w:type="dxa" w:w="2520"/>
+          </w:tcPr>
+          <w:p>
+            <w:r>
+              <w:t>0.1</w:t>
+            </w:r>
+          </w:p>
+        </w:tc>
+        <w:tc>
+          <w:tcPr>
+            <w:tcW w:type="dxa" w:w="2520"/>
+          </w:tcPr>
+          <w:p>
+            <w:r/>
+          </w:p>
+        </w:tc>
+        <w:tc>
+          <w:tcPr>
+            <w:tcW w:type="dxa" w:w="2520"/>
+          </w:tcPr>
+          <w:p>
+            <w:r>
+              <w:t>Criação inicial.</w:t>
+            </w:r>
+          </w:p>
+        </w:tc>
+      </w:tr>
+    </w:tbl>
     <w:sectPr>
       <w:pgSz w:w="12240" w:h="15840"/>
-      <w:pgMar w:top="1080" w:right="1224" w:bottom="1080" w:left="1224" w:header="720" w:footer="720" w:gutter="0"/>
+      <w:pgMar w:top="1008" w:right="1080" w:bottom="1008" w:left="1080" w:header="720" w:footer="720" w:gutter="0"/>
       <w:cols w:space="720"/>
       <w:docGrid w:linePitch="360"/>
     </w:sectPr>
@@ -721,7 +838,7 @@
     <w:qFormat/>
     <w:rsid w:val="00FC693F"/>
     <w:rPr>
-      <w:rFonts w:ascii="Arial" w:hAnsi="Arial"/>
+      <w:rFonts w:ascii="Arial Unicode MS" w:hAnsi="Arial Unicode MS"/>
       <w:sz w:val="21"/>
     </w:rPr>
   </w:style>
@@ -784,11 +901,11 @@
       <w:outlineLvl w:val="0"/>
     </w:pPr>
     <w:rPr>
-      <w:rFonts w:asciiTheme="majorHAnsi" w:eastAsiaTheme="majorEastAsia" w:hAnsiTheme="majorHAnsi" w:cstheme="majorBidi"/>
+      <w:rFonts w:asciiTheme="majorHAnsi" w:eastAsiaTheme="majorEastAsia" w:hAnsiTheme="majorHAnsi" w:cstheme="majorBidi" w:ascii="Arial Unicode MS" w:hAnsi="Arial Unicode MS"/>
       <w:b/>
       <w:bCs/>
       <w:color w:val="365F91" w:themeColor="accent1" w:themeShade="BF"/>
-      <w:sz w:val="28"/>
+      <w:sz w:val="36"/>
       <w:szCs w:val="28"/>
     </w:rPr>
   </w:style>
@@ -808,11 +925,11 @@
       <w:outlineLvl w:val="1"/>
     </w:pPr>
     <w:rPr>
-      <w:rFonts w:asciiTheme="majorHAnsi" w:eastAsiaTheme="majorEastAsia" w:hAnsiTheme="majorHAnsi" w:cstheme="majorBidi"/>
+      <w:rFonts w:asciiTheme="majorHAnsi" w:eastAsiaTheme="majorEastAsia" w:hAnsiTheme="majorHAnsi" w:cstheme="majorBidi" w:ascii="Arial Unicode MS" w:hAnsi="Arial Unicode MS"/>
       <w:b/>
       <w:bCs/>
       <w:color w:val="4F81BD" w:themeColor="accent1"/>
-      <w:sz w:val="26"/>
+      <w:sz w:val="28"/>
       <w:szCs w:val="26"/>
     </w:rPr>
   </w:style>
@@ -832,10 +949,11 @@
       <w:outlineLvl w:val="2"/>
     </w:pPr>
     <w:rPr>
-      <w:rFonts w:asciiTheme="majorHAnsi" w:eastAsiaTheme="majorEastAsia" w:hAnsiTheme="majorHAnsi" w:cstheme="majorBidi"/>
+      <w:rFonts w:asciiTheme="majorHAnsi" w:eastAsiaTheme="majorEastAsia" w:hAnsiTheme="majorHAnsi" w:cstheme="majorBidi" w:ascii="Arial Unicode MS" w:hAnsi="Arial Unicode MS"/>
       <w:b/>
       <w:bCs/>
       <w:color w:val="4F81BD" w:themeColor="accent1"/>
+      <w:sz w:val="24"/>
     </w:rPr>
   </w:style>
   <w:style w:type="paragraph" w:styleId="Heading4">
